--- a/קורס בסיסי AI/שיעור 3/חוברת עזר למשתתפים שיעור 3.docx
+++ b/קורס בסיסי AI/שיעור 3/חוברת עזר למשתתפים שיעור 3.docx
@@ -665,6 +665,105 @@
         <w:t>☐ רשמו משימה אחת שחוזרת אצלכם כל שבוע.</w:t>
       </w:r>
     </w:p>
+    <w:p>
+      <w:pPr>
+        <w:pStyle w:val="Heading1"/>
+        <w:bidi/>
+        <w:jc w:val="right"/>
+      </w:pPr>
+      <w:r>
+        <w:rPr>
+          <w:rtl/>
+        </w:rPr>
+        <w:t>לפני מפגש 4: פותחים חשבונות</w:t>
+      </w:r>
+    </w:p>
+    <w:p>
+      <w:pPr>
+        <w:bidi/>
+        <w:jc w:val="right"/>
+      </w:pPr>
+      <w:r>
+        <w:rPr>
+          <w:i w:val="0"/>
+          <w:rtl/>
+        </w:rPr>
+        <w:t>כדי שבשיעור נספיק ליצור ולא להירשם. חינם, בלי כרטיס אשראי.</w:t>
+      </w:r>
+    </w:p>
+    <w:p>
+      <w:pPr>
+        <w:bidi/>
+        <w:jc w:val="right"/>
+      </w:pPr>
+      <w:r>
+        <w:rPr>
+          <w:b/>
+          <w:rtl/>
+        </w:rPr>
+        <w:t xml:space="preserve">Make: </w:t>
+      </w:r>
+      <w:r>
+        <w:rPr>
+          <w:i w:val="0"/>
+          <w:rtl/>
+        </w:rPr>
+        <w:t>make.com</w:t>
+      </w:r>
+    </w:p>
+    <w:p>
+      <w:pPr>
+        <w:bidi/>
+        <w:jc w:val="right"/>
+      </w:pPr>
+      <w:r>
+        <w:rPr>
+          <w:b/>
+          <w:rtl/>
+        </w:rPr>
+        <w:t xml:space="preserve">Lovable: </w:t>
+      </w:r>
+      <w:r>
+        <w:rPr>
+          <w:i w:val="0"/>
+          <w:rtl/>
+        </w:rPr>
+        <w:t>lovable.dev</w:t>
+      </w:r>
+    </w:p>
+    <w:p>
+      <w:pPr>
+        <w:bidi/>
+        <w:jc w:val="right"/>
+      </w:pPr>
+      <w:r>
+        <w:rPr>
+          <w:b/>
+          <w:rtl/>
+        </w:rPr>
+        <w:t xml:space="preserve">Base44: </w:t>
+      </w:r>
+      <w:r>
+        <w:rPr>
+          <w:i w:val="0"/>
+          <w:rtl/>
+        </w:rPr>
+        <w:t>base44.com</w:t>
+      </w:r>
+    </w:p>
+    <w:p>
+      <w:pPr>
+        <w:bidi/>
+        <w:jc w:val="right"/>
+      </w:pPr>
+      <w:r>
+        <w:rPr>
+          <w:i w:val="0"/>
+          <w:rtl/>
+        </w:rPr>
+        <w:t>ובג'מיני: הגדרות &gt; Apps &gt; מפעילים Gmail. ופותחים טופס ריק ב-forms.google.com.</w:t>
+      </w:r>
+    </w:p>
     <w:sectPr>
       <w:pgSz w:w="12240" w:h="15840"/>
       <w:pgMar w:top="1440" w:right="1200" w:bottom="1440" w:left="1200" w:header="720" w:footer="720" w:gutter="0"/>
